--- a/contrato_colaboradores/EMAIL-MODELO-ENVIO-CONTRATO.docx
+++ b/contrato_colaboradores/EMAIL-MODELO-ENVIO-CONTRATO.docx
@@ -1123,6 +1123,62 @@
       </w:pPr>
       <w:r>
         <w:t xml:space="preserve">Si no entregas, lo entregas fuera de plazo o no llega a los mínimos del nivel pactado, el alquiler permanece facturado y no procede reembolso. La fianza, en cualquier caso, sigue su flujo habitual.</w:t>
+      </w:r>
+    </w:p>
+    <w:p>
+      <w:pPr>
+        <w:pStyle w:val="BlockText"/>
+      </w:pPr>
+      <w:r>
+        <w:rPr>
+          <w:b/>
+          <w:bCs/>
+        </w:rPr>
+        <w:t xml:space="preserve">Y para que te quedes tranquilo</w:t>
+      </w:r>
+      <w:r>
+        <w:t xml:space="preserve">: la aprobación es</w:t>
+      </w:r>
+      <w:r>
+        <w:t xml:space="preserve"> </w:t>
+      </w:r>
+      <w:r>
+        <w:rPr>
+          <w:b/>
+          <w:bCs/>
+        </w:rPr>
+        <w:t xml:space="preserve">técnica y temática</w:t>
+      </w:r>
+      <w:r>
+        <w:t xml:space="preserve">, no estética. No vamos a entrar a discutir si el encuadre debería haber sido otro o si el atardecer «no nos convence». Si cumples los mínimos del nivel</w:t>
+      </w:r>
+      <w:r>
+        <w:t xml:space="preserve"> </w:t>
+      </w:r>
+      <w:r>
+        <w:rPr>
+          <w:rStyle w:val="VerbatimChar"/>
+        </w:rPr>
+        <w:t xml:space="preserve">{{NIVEL}}</w:t>
+      </w:r>
+      <w:r>
+        <w:t xml:space="preserve">, está bien hecho y va del tema (camper / viaje), se aprueba. Esto está recogido por escrito en la</w:t>
+      </w:r>
+      <w:r>
+        <w:t xml:space="preserve"> </w:t>
+      </w:r>
+      <w:r>
+        <w:rPr>
+          <w:b/>
+          <w:bCs/>
+        </w:rPr>
+        <w:t xml:space="preserve">Cláusula 4.2 bis</w:t>
+      </w:r>
+      <w:r>
+        <w:t xml:space="preserve"> </w:t>
+      </w:r>
+      <w:r>
+        <w:t xml:space="preserve">del contrato adjunto.</w:t>
       </w:r>
     </w:p>
     <w:p>

--- a/contrato_colaboradores/EMAIL-MODELO-ENVIO-CONTRATO.docx
+++ b/contrato_colaboradores/EMAIL-MODELO-ENVIO-CONTRATO.docx
@@ -1258,7 +1258,7 @@
                 <w:b/>
                 <w:bCs/>
               </w:rPr>
-              <w:t xml:space="preserve">30 días naturales</w:t>
+              <w:t xml:space="preserve">21 días naturales</w:t>
             </w:r>
             <w:r>
               <w:t xml:space="preserve"> </w:t>
@@ -1292,7 +1292,7 @@
                 <w:b/>
                 <w:bCs/>
               </w:rPr>
-              <w:t xml:space="preserve">14 días naturales</w:t>
+              <w:t xml:space="preserve">10 días naturales</w:t>
             </w:r>
             <w:r>
               <w:t xml:space="preserve"> </w:t>
@@ -1326,7 +1326,7 @@
                 <w:b/>
                 <w:bCs/>
               </w:rPr>
-              <w:t xml:space="preserve">10 días naturales</w:t>
+              <w:t xml:space="preserve">7 días naturales</w:t>
             </w:r>
             <w:r>
               <w:t xml:space="preserve"> </w:t>
@@ -2394,7 +2394,7 @@
         <w:t xml:space="preserve"> </w:t>
       </w:r>
       <w:r>
-        <w:t xml:space="preserve">+ 30 días naturales.</w:t>
+        <w:t xml:space="preserve">+ 21 días naturales.</w:t>
       </w:r>
     </w:p>
     <w:p>
@@ -2585,7 +2585,7 @@
         </w:numPr>
       </w:pPr>
       <w:r>
-        <w:t xml:space="preserve">El día del dropoff: programar tarea «revisar entrega de material» a 30 días vista.</w:t>
+        <w:t xml:space="preserve">El día del dropoff: programar tarea «revisar entrega de material» a 21 días vista.</w:t>
       </w:r>
     </w:p>
     <w:p>
